--- a/Результаты/Лабораторная_16_Применение_привод_ИВЭП_ВИЭ.docx
+++ b/Результаты/Лабораторная_16_Применение_привод_ИВЭП_ВИЭ.docx
@@ -18,7 +18,7 @@
         <w:t>Тема:</w:t>
       </w:r>
       <w:r>
-        <w:t xml:space="preserve"> Моделирование прикладной системы — MPPT-преобразователь PV или частотный пуск АД.</w:t>
+        <w:t xml:space="preserve"> Прикладная система — MPPT для PV или частотный пуск АД по закону U/f.</w:t>
       </w:r>
     </w:p>
     <w:p>
@@ -31,7 +31,7 @@
     </w:p>
     <w:p>
       <w:r>
-        <w:t>Применить изученные топологии к реальной задаче: реализовать MPPT для PV-панели ИЛИ частотный пуск асинхронного двигателя по закону U/f.</w:t>
+        <w:t>Применить изученные топологии: реализовать MPPT для солнечной панели (вариант A) ИЛИ частотный пуск асинхронного двигателя (вариант B).</w:t>
       </w:r>
     </w:p>
     <w:p>
@@ -43,11 +43,13 @@
       </w:r>
     </w:p>
     <w:p>
-      <w:pPr>
-        <w:pStyle w:val="ListBullet"/>
-      </w:pPr>
       <w:r>
-        <w:t>MATLAB/Simulink (Simscape Electrical: PV Array, Asynchronous Machine, инвертор).</w:t>
+        <w:t>MATLAB/Simulink (Simscape Electrical: PV Array, Asynchronous Machine, Universal Bridge).</w:t>
+      </w:r>
+    </w:p>
+    <w:p>
+      <w:r>
+        <w:t>────────────────────────────────────────</w:t>
       </w:r>
     </w:p>
     <w:p>
@@ -55,7 +57,50 @@
         <w:pStyle w:val="Heading2"/>
       </w:pPr>
       <w:r>
-        <w:t>Вариант A — PV + MPPT</w:t>
+        <w:t>Вариант A — PV + MPPT (Boost)</w:t>
+      </w:r>
+    </w:p>
+    <w:p>
+      <w:pPr>
+        <w:pStyle w:val="Heading3"/>
+      </w:pPr>
+      <w:r>
+        <w:t>A1. Теория</w:t>
+      </w:r>
+    </w:p>
+    <w:p>
+      <w:r>
+        <w:t xml:space="preserve">Панель имеет точку максимальной мощности (MPP). Алгоритм P&amp;O: меняем рабочее напряжение, наблюдаем </w:t>
+      </w:r>
+      <w:r>
+        <w:rPr>
+          <w:rFonts w:ascii="Consolas" w:hAnsi="Consolas"/>
+          <w:color w:val="C03030"/>
+          <w:sz w:val="20"/>
+        </w:rPr>
+        <w:t>P</w:t>
+      </w:r>
+      <w:r>
+        <w:t xml:space="preserve">; растёт — продолжаем, падает — разворот. Условие максимума </w:t>
+      </w:r>
+      <w:r>
+        <w:rPr>
+          <w:rFonts w:ascii="Consolas" w:hAnsi="Consolas"/>
+          <w:color w:val="C03030"/>
+          <w:sz w:val="20"/>
+        </w:rPr>
+        <w:t>dP/dV = 0</w:t>
+      </w:r>
+      <w:r>
+        <w:t>.</w:t>
+      </w:r>
+    </w:p>
+    <w:p>
+      <w:pPr>
+        <w:pStyle w:val="Heading3"/>
+      </w:pPr>
+      <w:r>
+        <w:t>A2. Схема</w:t>
       </w:r>
     </w:p>
     <w:p>
@@ -63,7 +108,37 @@
         <w:pStyle w:val="ListNumber"/>
       </w:pPr>
       <w:r>
-        <w:t>Соберите модель PV-панели, Boost-преобразователь, нагрузку (DC-шина).</w:t>
+        <w:rPr>
+          <w:rFonts w:ascii="Consolas" w:hAnsi="Consolas"/>
+          <w:color w:val="C03030"/>
+          <w:sz w:val="20"/>
+        </w:rPr>
+        <w:t>PV Array</w:t>
+      </w:r>
+      <w:r>
+        <w:t xml:space="preserve">: например 1 строка, 60-элементная панель, </w:t>
+      </w:r>
+      <w:r>
+        <w:rPr>
+          <w:rFonts w:ascii="Consolas" w:hAnsi="Consolas"/>
+          <w:color w:val="C03030"/>
+          <w:sz w:val="20"/>
+        </w:rPr>
+        <w:t>P_max ≈ 250 Вт</w:t>
+      </w:r>
+      <w:r>
+        <w:t xml:space="preserve">, </w:t>
+      </w:r>
+      <w:r>
+        <w:rPr>
+          <w:rFonts w:ascii="Consolas" w:hAnsi="Consolas"/>
+          <w:color w:val="C03030"/>
+          <w:sz w:val="20"/>
+        </w:rPr>
+        <w:t>U_mpp ≈ 30 В</w:t>
+      </w:r>
+      <w:r>
+        <w:t>.</w:t>
       </w:r>
     </w:p>
     <w:p>
@@ -71,7 +146,37 @@
         <w:pStyle w:val="ListNumber"/>
       </w:pPr>
       <w:r>
-        <w:t>Реализуйте алгоритм MPPT (P&amp;O — «возмущение и наблюдение»).</w:t>
+        <w:rPr>
+          <w:rFonts w:ascii="Consolas" w:hAnsi="Consolas"/>
+          <w:color w:val="C03030"/>
+          <w:sz w:val="20"/>
+        </w:rPr>
+        <w:t>Boost</w:t>
+      </w:r>
+      <w:r>
+        <w:t xml:space="preserve"> (из ЛР-09): </w:t>
+      </w:r>
+      <w:r>
+        <w:rPr>
+          <w:rFonts w:ascii="Consolas" w:hAnsi="Consolas"/>
+          <w:color w:val="C03030"/>
+          <w:sz w:val="20"/>
+        </w:rPr>
+        <w:t>L = 1 мГн</w:t>
+      </w:r>
+      <w:r>
+        <w:t xml:space="preserve">, </w:t>
+      </w:r>
+      <w:r>
+        <w:rPr>
+          <w:rFonts w:ascii="Consolas" w:hAnsi="Consolas"/>
+          <w:color w:val="C03030"/>
+          <w:sz w:val="20"/>
+        </w:rPr>
+        <w:t>C = 470 мкФ</w:t>
+      </w:r>
+      <w:r>
+        <w:t>, выход на нагрузку/DC-шину.</w:t>
       </w:r>
     </w:p>
     <w:p>
@@ -79,7 +184,48 @@
         <w:pStyle w:val="ListNumber"/>
       </w:pPr>
       <w:r>
-        <w:t>Подайте изменение освещённости, проверьте слежение за точкой максимальной мощности.</w:t>
+        <w:t>MPPT-контроллер (</w:t>
+      </w:r>
+      <w:r>
+        <w:rPr>
+          <w:rFonts w:ascii="Consolas" w:hAnsi="Consolas"/>
+          <w:color w:val="C03030"/>
+          <w:sz w:val="20"/>
+        </w:rPr>
+        <w:t>MATLAB Function</w:t>
+      </w:r>
+      <w:r>
+        <w:t xml:space="preserve"> с P&amp;O): вход </w:t>
+      </w:r>
+      <w:r>
+        <w:rPr>
+          <w:rFonts w:ascii="Consolas" w:hAnsi="Consolas"/>
+          <w:color w:val="C03030"/>
+          <w:sz w:val="20"/>
+        </w:rPr>
+        <w:t>U_pv</w:t>
+      </w:r>
+      <w:r>
+        <w:t xml:space="preserve">, </w:t>
+      </w:r>
+      <w:r>
+        <w:rPr>
+          <w:rFonts w:ascii="Consolas" w:hAnsi="Consolas"/>
+          <w:color w:val="C03030"/>
+          <w:sz w:val="20"/>
+        </w:rPr>
+        <w:t>I_pv</w:t>
+      </w:r>
+      <w:r>
+        <w:t>; выход — скважность D.</w:t>
+      </w:r>
+    </w:p>
+    <w:p>
+      <w:pPr>
+        <w:pStyle w:val="Heading3"/>
+      </w:pPr>
+      <w:r>
+        <w:t>A3. Эксперимент</w:t>
       </w:r>
     </w:p>
     <w:p>
@@ -87,7 +233,69 @@
         <w:pStyle w:val="ListNumber"/>
       </w:pPr>
       <w:r>
-        <w:t>Сравните отдаваемую мощность с/без MPPT.</w:t>
+        <w:t xml:space="preserve">Решатель </w:t>
+      </w:r>
+      <w:r>
+        <w:rPr>
+          <w:rFonts w:ascii="Consolas" w:hAnsi="Consolas"/>
+          <w:color w:val="C03030"/>
+          <w:sz w:val="20"/>
+        </w:rPr>
+        <w:t>ode23tb</w:t>
+      </w:r>
+      <w:r>
+        <w:t xml:space="preserve">, Stop time </w:t>
+      </w:r>
+      <w:r>
+        <w:rPr>
+          <w:rFonts w:ascii="Consolas" w:hAnsi="Consolas"/>
+          <w:color w:val="C03030"/>
+          <w:sz w:val="20"/>
+        </w:rPr>
+        <w:t>2 с</w:t>
+      </w:r>
+      <w:r>
+        <w:t>.</w:t>
+      </w:r>
+    </w:p>
+    <w:p>
+      <w:pPr>
+        <w:pStyle w:val="ListNumber"/>
+      </w:pPr>
+      <w:r>
+        <w:t>В t = 1 с измените освещённость (Irradiance) 1000 → 600 Вт/м².</w:t>
+      </w:r>
+    </w:p>
+    <w:p>
+      <w:pPr>
+        <w:pStyle w:val="ListNumber"/>
+      </w:pPr>
+      <w:r>
+        <w:t xml:space="preserve">Снимите </w:t>
+      </w:r>
+      <w:r>
+        <w:rPr>
+          <w:rFonts w:ascii="Consolas" w:hAnsi="Consolas"/>
+          <w:color w:val="C03030"/>
+          <w:sz w:val="20"/>
+        </w:rPr>
+        <w:t>P_pv(t)</w:t>
+      </w:r>
+      <w:r>
+        <w:t xml:space="preserve"> — MPPT должен вернуть рабочую точку к новому максимуму.</w:t>
+      </w:r>
+    </w:p>
+    <w:p>
+      <w:pPr>
+        <w:pStyle w:val="ListNumber"/>
+      </w:pPr>
+      <w:r>
+        <w:t>Сравните отдаваемую мощность с MPPT и без (фиксированный D).</w:t>
+      </w:r>
+    </w:p>
+    <w:p>
+      <w:r>
+        <w:t>────────────────────────────────────────</w:t>
       </w:r>
     </w:p>
     <w:p>
@@ -100,10 +308,45 @@
     </w:p>
     <w:p>
       <w:pPr>
-        <w:pStyle w:val="ListNumber"/>
+        <w:pStyle w:val="Heading3"/>
       </w:pPr>
       <w:r>
-        <w:t>Соберите: DC-шина → трёхфазный инвертор (SPWM) → асинхронный двигатель.</w:t>
+        <w:t>B1. Теория</w:t>
+      </w:r>
+    </w:p>
+    <w:p>
+      <w:r>
+        <w:t xml:space="preserve">Закон </w:t>
+      </w:r>
+      <w:r>
+        <w:rPr>
+          <w:rFonts w:ascii="Consolas" w:hAnsi="Consolas"/>
+          <w:color w:val="C03030"/>
+          <w:sz w:val="20"/>
+        </w:rPr>
+        <w:t>U/f = const</w:t>
+      </w:r>
+      <w:r>
+        <w:t xml:space="preserve"> сохраняет магнитный поток. При </w:t>
+      </w:r>
+      <w:r>
+        <w:rPr>
+          <w:rFonts w:ascii="Consolas" w:hAnsi="Consolas"/>
+          <w:color w:val="C03030"/>
+          <w:sz w:val="20"/>
+        </w:rPr>
+        <w:t>f &lt; f_ном</w:t>
+      </w:r>
+      <w:r>
+        <w:t xml:space="preserve"> напряжение снижают пропорционально.</w:t>
+      </w:r>
+    </w:p>
+    <w:p>
+      <w:pPr>
+        <w:pStyle w:val="Heading3"/>
+      </w:pPr>
+      <w:r>
+        <w:t>B2. Схема</w:t>
       </w:r>
     </w:p>
     <w:p>
@@ -111,7 +354,37 @@
         <w:pStyle w:val="ListNumber"/>
       </w:pPr>
       <w:r>
-        <w:t>Реализуйте закон U/f = const, задайте разгон частоты 0 → 50 Гц.</w:t>
+        <w:rPr>
+          <w:rFonts w:ascii="Consolas" w:hAnsi="Consolas"/>
+          <w:color w:val="C03030"/>
+          <w:sz w:val="20"/>
+        </w:rPr>
+        <w:t>DC Voltage Source = 540 В</w:t>
+      </w:r>
+      <w:r>
+        <w:t xml:space="preserve"> → </w:t>
+      </w:r>
+      <w:r>
+        <w:rPr>
+          <w:rFonts w:ascii="Consolas" w:hAnsi="Consolas"/>
+          <w:color w:val="C03030"/>
+          <w:sz w:val="20"/>
+        </w:rPr>
+        <w:t>Universal Bridge</w:t>
+      </w:r>
+      <w:r>
+        <w:t xml:space="preserve"> (3 arms, IGBT) → </w:t>
+      </w:r>
+      <w:r>
+        <w:rPr>
+          <w:rFonts w:ascii="Consolas" w:hAnsi="Consolas"/>
+          <w:color w:val="C03030"/>
+          <w:sz w:val="20"/>
+        </w:rPr>
+        <w:t>Asynchronous Machine</w:t>
+      </w:r>
+      <w:r>
+        <w:t xml:space="preserve"> (например 3 кВт, 380 В, 50 Гц).</w:t>
       </w:r>
     </w:p>
     <w:p>
@@ -119,7 +392,29 @@
         <w:pStyle w:val="ListNumber"/>
       </w:pPr>
       <w:r>
-        <w:t>Снимите скорость, ток статора, момент при пуске.</w:t>
+        <w:t xml:space="preserve">Управление: SPWM, частота-задание </w:t>
+      </w:r>
+      <w:r>
+        <w:rPr>
+          <w:rFonts w:ascii="Consolas" w:hAnsi="Consolas"/>
+          <w:color w:val="C03030"/>
+          <w:sz w:val="20"/>
+        </w:rPr>
+        <w:t>f</w:t>
+      </w:r>
+      <w:r>
+        <w:t xml:space="preserve"> нарастает 0 → 50 Гц за 1 с (рампа), амплитуда </w:t>
+      </w:r>
+      <w:r>
+        <w:rPr>
+          <w:rFonts w:ascii="Consolas" w:hAnsi="Consolas"/>
+          <w:color w:val="C03030"/>
+          <w:sz w:val="20"/>
+        </w:rPr>
+        <w:t>m_a ∝ f</w:t>
+      </w:r>
+      <w:r>
+        <w:t xml:space="preserve"> (U/f).</w:t>
       </w:r>
     </w:p>
     <w:p>
@@ -127,7 +422,77 @@
         <w:pStyle w:val="ListNumber"/>
       </w:pPr>
       <w:r>
-        <w:t>Сравните прямой пуск и частотный по пусковому току.</w:t>
+        <w:t>Нагрузка на валу — момент сопротивления (</w:t>
+      </w:r>
+      <w:r>
+        <w:rPr>
+          <w:rFonts w:ascii="Consolas" w:hAnsi="Consolas"/>
+          <w:color w:val="C03030"/>
+          <w:sz w:val="20"/>
+        </w:rPr>
+        <w:t>Tm</w:t>
+      </w:r>
+      <w:r>
+        <w:t>).</w:t>
+      </w:r>
+    </w:p>
+    <w:p>
+      <w:pPr>
+        <w:pStyle w:val="Heading3"/>
+      </w:pPr>
+      <w:r>
+        <w:t>B3. Эксперимент</w:t>
+      </w:r>
+    </w:p>
+    <w:p>
+      <w:pPr>
+        <w:pStyle w:val="ListNumber"/>
+      </w:pPr>
+      <w:r>
+        <w:t xml:space="preserve">Решатель </w:t>
+      </w:r>
+      <w:r>
+        <w:rPr>
+          <w:rFonts w:ascii="Consolas" w:hAnsi="Consolas"/>
+          <w:color w:val="C03030"/>
+          <w:sz w:val="20"/>
+        </w:rPr>
+        <w:t>ode23tb</w:t>
+      </w:r>
+      <w:r>
+        <w:t xml:space="preserve">, Stop time </w:t>
+      </w:r>
+      <w:r>
+        <w:rPr>
+          <w:rFonts w:ascii="Consolas" w:hAnsi="Consolas"/>
+          <w:color w:val="C03030"/>
+          <w:sz w:val="20"/>
+        </w:rPr>
+        <w:t>2 с</w:t>
+      </w:r>
+      <w:r>
+        <w:t>.</w:t>
+      </w:r>
+    </w:p>
+    <w:p>
+      <w:pPr>
+        <w:pStyle w:val="ListNumber"/>
+      </w:pPr>
+      <w:r>
+        <w:t>Снимите скорость ротора, ток статора, электромагнитный момент при пуске.</w:t>
+      </w:r>
+    </w:p>
+    <w:p>
+      <w:pPr>
+        <w:pStyle w:val="ListNumber"/>
+      </w:pPr>
+      <w:r>
+        <w:t>Сравните пусковой ток с прямым пуском (подача 50 Гц сразу).</w:t>
+      </w:r>
+    </w:p>
+    <w:p>
+      <w:r>
+        <w:t>────────────────────────────────────────</w:t>
       </w:r>
     </w:p>
     <w:p>
@@ -135,7 +500,7 @@
         <w:pStyle w:val="Heading2"/>
       </w:pPr>
       <w:r>
-        <w:t>Расчётная часть</w:t>
+        <w:t>Таблица результатов</w:t>
       </w:r>
     </w:p>
     <w:p>
@@ -150,7 +515,7 @@
     </w:p>
     <w:p>
       <w:r>
-        <w:t>| (A) P_max панели / отдаваемая с MPPT | |</w:t>
+        <w:t>| (A) P_max панели / отдаваемая с MPPT, Вт | |</w:t>
       </w:r>
     </w:p>
     <w:p>
@@ -160,12 +525,12 @@
     </w:p>
     <w:p>
       <w:r>
-        <w:t>| (B) Пусковой ток (прямой vs U/f) | |</w:t>
+        <w:t>| (B) Пусковой ток: прямой / U/f, А | |</w:t>
       </w:r>
     </w:p>
     <w:p>
       <w:r>
-        <w:t>| (B) Время разгона | |</w:t>
+        <w:t>| (B) Время разгона, с | |</w:t>
       </w:r>
     </w:p>
     <w:p>
@@ -197,7 +562,15 @@
         <w:pStyle w:val="ListNumber"/>
       </w:pPr>
       <w:r>
-        <w:t>Как DC-шина развязывает источник и нагрузку?</w:t>
+        <w:t>Зачем нужна DC-шина между выпрямителем и инвертором?</w:t>
+      </w:r>
+    </w:p>
+    <w:p>
+      <w:pPr>
+        <w:pStyle w:val="ListNumber"/>
+      </w:pPr>
+      <w:r>
+        <w:t>Обоснуйте закон U/f = const через магнитный поток.</w:t>
       </w:r>
     </w:p>
     <w:p>
